--- a/security_scanner/docs/Phishield_Calibration_Prep.docx
+++ b/security_scanner/docs/Phishield_Calibration_Prep.docx
@@ -38,7 +38,7 @@
           <w:color w:val="64748B"/>
           <w:sz w:val="19"/>
         </w:rPr>
-        <w:t>Sandbox proposals for the FIN-9 session - polarity fixed, shape to calibrate - 2026-06-03</w:t>
+        <w:t>Sandbox proposals for the FIN-9 session - incl. risk-level band re-fit - 2026-06-03</w:t>
       </w:r>
     </w:p>
     <w:p/>
@@ -2716,6 +2716,151 @@
           </w:p>
         </w:tc>
       </w:tr>
+      <w:tr>
+        <w:tc>
+          <w:tcPr>
+            <w:tcW w:type="dxa" w:w="1662"/>
+          </w:tcPr>
+          <w:p>
+            <w:r>
+              <w:rPr>
+                <w:sz w:val="19"/>
+              </w:rPr>
+            </w:r>
+            <w:r>
+              <w:rPr>
+                <w:b/>
+                <w:sz w:val="19"/>
+              </w:rPr>
+              <w:t>Risk-level bands</w:t>
+            </w:r>
+          </w:p>
+        </w:tc>
+        <w:tc>
+          <w:tcPr>
+            <w:tcW w:type="dxa" w:w="1662"/>
+          </w:tcPr>
+          <w:p>
+            <w:r>
+              <w:rPr>
+                <w:sz w:val="19"/>
+              </w:rPr>
+            </w:r>
+            <w:r>
+              <w:rPr>
+                <w:sz w:val="19"/>
+              </w:rPr>
+              <w:t>Low/Med/High/Crit cut-offs (on the 0–1000 score)</w:t>
+            </w:r>
+          </w:p>
+        </w:tc>
+        <w:tc>
+          <w:tcPr>
+            <w:tcW w:type="dxa" w:w="1662"/>
+          </w:tcPr>
+          <w:p>
+            <w:r>
+              <w:rPr>
+                <w:sz w:val="19"/>
+              </w:rPr>
+            </w:r>
+            <w:r>
+              <w:rPr>
+                <w:b/>
+                <w:sz w:val="19"/>
+              </w:rPr>
+              <w:t>200 / 400 / 600</w:t>
+            </w:r>
+            <w:r>
+              <w:rPr>
+                <w:sz w:val="19"/>
+              </w:rPr>
+              <w:t xml:space="preserve"> (fixed even split, </w:t>
+            </w:r>
+            <w:r>
+              <w:rPr>
+                <w:rFonts w:ascii="Consolas" w:hAnsi="Consolas"/>
+                <w:sz w:val="19"/>
+              </w:rPr>
+              <w:t>scoring_analytics.py:806</w:t>
+            </w:r>
+            <w:r>
+              <w:rPr>
+                <w:sz w:val="19"/>
+              </w:rPr>
+              <w:t>)</w:t>
+            </w:r>
+          </w:p>
+        </w:tc>
+        <w:tc>
+          <w:tcPr>
+            <w:tcW w:type="dxa" w:w="1662"/>
+          </w:tcPr>
+          <w:p>
+            <w:r>
+              <w:rPr>
+                <w:sz w:val="19"/>
+              </w:rPr>
+            </w:r>
+            <w:r>
+              <w:rPr>
+                <w:b/>
+                <w:sz w:val="19"/>
+              </w:rPr>
+              <w:t>re-fit to the de-inflated distribution; map to breach-prob tiers</w:t>
+            </w:r>
+          </w:p>
+        </w:tc>
+        <w:tc>
+          <w:tcPr>
+            <w:tcW w:type="dxa" w:w="1662"/>
+          </w:tcPr>
+          <w:p>
+            <w:r>
+              <w:rPr>
+                <w:sz w:val="19"/>
+              </w:rPr>
+            </w:r>
+            <w:r>
+              <w:rPr>
+                <w:sz w:val="19"/>
+              </w:rPr>
+              <w:t>med</w:t>
+            </w:r>
+          </w:p>
+        </w:tc>
+        <w:tc>
+          <w:tcPr>
+            <w:tcW w:type="dxa" w:w="1662"/>
+          </w:tcPr>
+          <w:p>
+            <w:r>
+              <w:rPr>
+                <w:sz w:val="19"/>
+              </w:rPr>
+            </w:r>
+            <w:r>
+              <w:rPr>
+                <w:sz w:val="19"/>
+              </w:rPr>
+              <w:t xml:space="preserve">de-inflation lowered scores (phishield 381→169), so the bands were set against the </w:t>
+            </w:r>
+            <w:r>
+              <w:rPr>
+                <w:i/>
+                <w:sz w:val="19"/>
+              </w:rPr>
+              <w:t>old inflated</w:t>
+            </w:r>
+            <w:r>
+              <w:rPr>
+                <w:sz w:val="19"/>
+              </w:rPr>
+              <w:t xml:space="preserve"> distribution — an org that belonged in "High" can now land in "Medium". Re-fit the cut-offs to the corrected distribution and align them to the calibrated p(breach) tiers (Low/Med/High/Crit ≈ defensible annual breach-probability bands), rather than a blind even split.</w:t>
+            </w:r>
+          </w:p>
+        </w:tc>
+      </w:tr>
     </w:tbl>
     <w:p/>
     <w:p>
@@ -2822,7 +2967,16 @@
         <w:t>tail/Pareto with the colleague</w:t>
       </w:r>
       <w:r>
-        <w:t xml:space="preserve"> (their domain).</w:t>
+        <w:t xml:space="preserve"> (their domain) → </w:t>
+      </w:r>
+      <w:r>
+        <w:rPr>
+          <w:b/>
+        </w:rPr>
+        <w:t>re-fit the risk-level bands</w:t>
+      </w:r>
+      <w:r>
+        <w:t xml:space="preserve"> (200/400/600) to the corrected score distribution + the calibrated p(breach) tiers (do this last — it depends on the curve + base rate).</w:t>
       </w:r>
     </w:p>
     <w:p>
